--- a/LAB6/LAB6_CNPM1_1150080053_Lâm Thái Hòa.docx
+++ b/LAB6/LAB6_CNPM1_1150080053_Lâm Thái Hòa.docx
@@ -3,11 +3,6 @@
 <w:document xmlns:wpc="http://schemas.microsoft.com/office/word/2010/wordprocessingCanvas" xmlns:cx="http://schemas.microsoft.com/office/drawing/2014/chartex" xmlns:cx1="http://schemas.microsoft.com/office/drawing/2015/9/8/chartex" xmlns:cx2="http://schemas.microsoft.com/office/drawing/2015/10/21/chartex" xmlns:cx3="http://schemas.microsoft.com/office/drawing/2016/5/9/chartex" xmlns:cx4="http://schemas.microsoft.com/office/drawing/2016/5/10/chartex" xmlns:cx5="http://schemas.microsoft.com/office/drawing/2016/5/11/chartex" xmlns:cx6="http://schemas.microsoft.com/office/drawing/2016/5/12/chartex" xmlns:cx7="http://schemas.microsoft.com/office/drawing/2016/5/13/chartex" xmlns:cx8="http://schemas.microsoft.com/office/drawing/2016/5/14/chartex" xmlns:mc="http://schemas.openxmlformats.org/markup-compatibility/2006" xmlns:aink="http://schemas.microsoft.com/office/drawing/2016/ink" xmlns:am3d="http://schemas.microsoft.com/office/drawing/2017/model3d" xmlns:o="urn:schemas-microsoft-com:office:office" xmlns:oel="http://schemas.microsoft.com/office/2019/extlst" xmlns:r="http://schemas.openxmlformats.org/officeDocument/2006/relationships" xmlns:m="http://schemas.openxmlformats.org/officeDocument/2006/math" xmlns:v="urn:schemas-microsoft-com:vml" xmlns:wp14="http://schemas.microsoft.com/office/word/2010/wordprocessingDrawing" xmlns:wp="http://schemas.openxmlformats.org/drawingml/2006/wordprocessingDrawing" xmlns:w10="urn:schemas-microsoft-com:office:word" xmlns:w="http://schemas.openxmlformats.org/wordprocessingml/2006/main" xmlns:w14="http://schemas.microsoft.com/office/word/2010/wordml" xmlns:w15="http://schemas.microsoft.com/office/word/2012/wordml" xmlns:w16cex="http://schemas.microsoft.com/office/word/2018/wordml/cex" xmlns:w16cid="http://schemas.microsoft.com/office/word/2016/wordml/cid" xmlns:w16="http://schemas.microsoft.com/office/word/2018/wordml" xmlns:w16du="http://schemas.microsoft.com/office/word/2023/wordml/word16du" xmlns:w16sdtdh="http://schemas.microsoft.com/office/word/2020/wordml/sdtdatahash" xmlns:w16sdtfl="http://schemas.microsoft.com/office/word/2024/wordml/sdtformatlock" xmlns:w16se="http://schemas.microsoft.com/office/word/2015/wordml/symex" xmlns:wpg="http://schemas.microsoft.com/office/word/2010/wordprocessingGroup" xmlns:wpi="http://schemas.microsoft.com/office/word/2010/wordprocessingInk" xmlns:wne="http://schemas.microsoft.com/office/word/2006/wordml" xmlns:wps="http://schemas.microsoft.com/office/word/2010/wordprocessingShape" mc:Ignorable="w14 w15 w16se w16cid w16 w16cex w16sdtdh w16sdtfl w16du wp14">
   <w:body>
     <w:p>
-      <w:pPr>
-        <w:rPr>
-          <w:rFonts w:ascii="Times New Roman" w:hAnsi="Times New Roman" w:cs="Times New Roman"/>
-        </w:rPr>
-      </w:pPr>
       <w:r>
         <w:rPr>
           <w:rFonts w:ascii="Times New Roman" w:hAnsi="Times New Roman" w:cs="Times New Roman"/>
@@ -23,6 +18,19 @@
           <w:t>https://www.youtube.com/@thaihoa1802</w:t>
         </w:r>
       </w:hyperlink>
+    </w:p>
+    <w:p>
+      <w:pPr>
+        <w:rPr>
+          <w:rFonts w:ascii="Times New Roman" w:hAnsi="Times New Roman" w:cs="Times New Roman"/>
+        </w:rPr>
+      </w:pPr>
+      <w:r>
+        <w:rPr>
+          <w:rFonts w:ascii="Times New Roman" w:hAnsi="Times New Roman" w:cs="Times New Roman"/>
+        </w:rPr>
+        <w:t>https://youtu.be/88zaGZ__cjE</w:t>
+      </w:r>
     </w:p>
     <w:p>
       <w:pPr>
@@ -1717,6 +1725,43 @@
     </w:p>
     <w:p>
       <w:pPr>
+        <w:rPr>
+          <w:rFonts w:ascii="Times New Roman" w:hAnsi="Times New Roman" w:cs="Times New Roman"/>
+        </w:rPr>
+      </w:pPr>
+      <w:r>
+        <w:rPr>
+          <w:rFonts w:ascii="Times New Roman" w:hAnsi="Times New Roman" w:cs="Times New Roman"/>
+        </w:rPr>
+        <w:t>Bước 1: Trong</w:t>
+      </w:r>
+      <w:r>
+        <w:rPr>
+          <w:rFonts w:ascii="Times New Roman" w:hAnsi="Times New Roman" w:cs="Times New Roman"/>
+        </w:rPr>
+        <w:t>VM</w:t>
+      </w:r>
+      <w:r>
+        <w:rPr>
+          <w:rFonts w:ascii="Times New Roman" w:hAnsi="Times New Roman" w:cs="Times New Roman"/>
+        </w:rPr>
+        <w:t>, tạo NAT Network tên LAB6-WAN, subnet</w:t>
+      </w:r>
+      <w:r>
+        <w:rPr>
+          <w:rFonts w:ascii="Times New Roman" w:hAnsi="Times New Roman" w:cs="Times New Roman"/>
+        </w:rPr>
+        <w:t xml:space="preserve"> </w:t>
+      </w:r>
+      <w:r>
+        <w:rPr>
+          <w:rFonts w:ascii="Times New Roman" w:hAnsi="Times New Roman" w:cs="Times New Roman"/>
+        </w:rPr>
+        <w:t>192.168.250.0/24 và bật DHCP.</w:t>
+      </w:r>
+    </w:p>
+    <w:p>
+      <w:pPr>
         <w:jc w:val="center"/>
         <w:rPr>
           <w:rFonts w:ascii="Times New Roman" w:hAnsi="Times New Roman" w:cs="Times New Roman"/>
@@ -1728,7 +1773,7 @@
           <w:noProof/>
         </w:rPr>
         <w:drawing>
-          <wp:inline distT="0" distB="0" distL="0" distR="0" wp14:anchorId="598DBC14" wp14:editId="2D7543AD">
+          <wp:inline distT="0" distB="0" distL="0" distR="0" wp14:anchorId="038C1E66" wp14:editId="3176EF1F">
             <wp:extent cx="5311600" cy="4999153"/>
             <wp:effectExtent l="0" t="0" r="3810" b="0"/>
             <wp:docPr id="780846807" name="Picture 1"/>
@@ -1774,32 +1819,57 @@
         <w:rPr>
           <w:rFonts w:ascii="Times New Roman" w:hAnsi="Times New Roman" w:cs="Times New Roman"/>
         </w:rPr>
-        <w:t>Bước 1: Trong</w:t>
-      </w:r>
-      <w:r>
-        <w:rPr>
-          <w:rFonts w:ascii="Times New Roman" w:hAnsi="Times New Roman" w:cs="Times New Roman"/>
-        </w:rPr>
-        <w:t>VM</w:t>
-      </w:r>
-      <w:r>
-        <w:rPr>
-          <w:rFonts w:ascii="Times New Roman" w:hAnsi="Times New Roman" w:cs="Times New Roman"/>
-        </w:rPr>
-        <w:t>, tạo NAT Network tên LAB6-WAN, subnet</w:t>
+        <w:t>Bước 2: Giữ/tạo Host-Only Network 192.168.56.0/24 cho MGMT; máy thật dùng 192.168.56.1/24;không đặt Default Gateway và DNS trên card này.</w:t>
       </w:r>
     </w:p>
     <w:p>
       <w:pPr>
-        <w:rPr>
-          <w:rFonts w:ascii="Times New Roman" w:hAnsi="Times New Roman" w:cs="Times New Roman"/>
-        </w:rPr>
-      </w:pPr>
-      <w:r>
-        <w:rPr>
-          <w:rFonts w:ascii="Times New Roman" w:hAnsi="Times New Roman" w:cs="Times New Roman"/>
-        </w:rPr>
-        <w:t>192.168.250.0/24 và bật DHCP.</w:t>
+        <w:jc w:val="center"/>
+        <w:rPr>
+          <w:rFonts w:ascii="Times New Roman" w:hAnsi="Times New Roman" w:cs="Times New Roman"/>
+        </w:rPr>
+      </w:pPr>
+      <w:r>
+        <w:rPr>
+          <w:rFonts w:ascii="Times New Roman" w:hAnsi="Times New Roman" w:cs="Times New Roman"/>
+          <w:noProof/>
+        </w:rPr>
+        <w:lastRenderedPageBreak/>
+        <w:drawing>
+          <wp:inline distT="0" distB="0" distL="0" distR="0" wp14:anchorId="35D7FBA0" wp14:editId="39DD0583">
+            <wp:extent cx="5418290" cy="5296359"/>
+            <wp:effectExtent l="0" t="0" r="0" b="0"/>
+            <wp:docPr id="1486362613" name="Picture 1"/>
+            <wp:cNvGraphicFramePr>
+              <a:graphicFrameLocks xmlns:a="http://schemas.openxmlformats.org/drawingml/2006/main" noChangeAspect="1"/>
+            </wp:cNvGraphicFramePr>
+            <a:graphic xmlns:a="http://schemas.openxmlformats.org/drawingml/2006/main">
+              <a:graphicData uri="http://schemas.openxmlformats.org/drawingml/2006/picture">
+                <pic:pic xmlns:pic="http://schemas.openxmlformats.org/drawingml/2006/picture">
+                  <pic:nvPicPr>
+                    <pic:cNvPr id="1486362613" name=""/>
+                    <pic:cNvPicPr/>
+                  </pic:nvPicPr>
+                  <pic:blipFill>
+                    <a:blip r:embed="rId8"/>
+                    <a:stretch>
+                      <a:fillRect/>
+                    </a:stretch>
+                  </pic:blipFill>
+                  <pic:spPr>
+                    <a:xfrm>
+                      <a:off x="0" y="0"/>
+                      <a:ext cx="5418290" cy="5296359"/>
+                    </a:xfrm>
+                    <a:prstGeom prst="rect">
+                      <a:avLst/>
+                    </a:prstGeom>
+                  </pic:spPr>
+                </pic:pic>
+              </a:graphicData>
+            </a:graphic>
+          </wp:inline>
+        </w:drawing>
       </w:r>
     </w:p>
     <w:p>
@@ -1808,18 +1878,60 @@
           <w:rFonts w:ascii="Times New Roman" w:hAnsi="Times New Roman" w:cs="Times New Roman"/>
         </w:rPr>
       </w:pPr>
+      <w:r>
+        <w:rPr>
+          <w:rFonts w:ascii="Times New Roman" w:hAnsi="Times New Roman" w:cs="Times New Roman"/>
+        </w:rPr>
+        <w:t>Bước 3: Tạo Internal Network tên lab6-lan cho DC01, Client-A và Client-B.</w:t>
+      </w:r>
     </w:p>
     <w:p>
       <w:pPr>
-        <w:rPr>
-          <w:rFonts w:ascii="Times New Roman" w:hAnsi="Times New Roman" w:cs="Times New Roman"/>
-        </w:rPr>
-      </w:pPr>
-      <w:r>
-        <w:rPr>
-          <w:rFonts w:ascii="Times New Roman" w:hAnsi="Times New Roman" w:cs="Times New Roman"/>
-        </w:rPr>
-        <w:t>Bước 2: Giữ/tạo Host-Only Network 192.168.56.0/24 cho MGMT; máy thật dùng 192.168.56.1/24;</w:t>
+        <w:jc w:val="center"/>
+        <w:rPr>
+          <w:rFonts w:ascii="Times New Roman" w:hAnsi="Times New Roman" w:cs="Times New Roman"/>
+        </w:rPr>
+      </w:pPr>
+      <w:r>
+        <w:rPr>
+          <w:rFonts w:ascii="Times New Roman" w:hAnsi="Times New Roman" w:cs="Times New Roman"/>
+          <w:noProof/>
+        </w:rPr>
+        <w:drawing>
+          <wp:inline distT="0" distB="0" distL="0" distR="0" wp14:anchorId="1FBDD8A0" wp14:editId="48831219">
+            <wp:extent cx="1738147" cy="1012395"/>
+            <wp:effectExtent l="0" t="0" r="0" b="0"/>
+            <wp:docPr id="2016054800" name="Picture 1"/>
+            <wp:cNvGraphicFramePr>
+              <a:graphicFrameLocks xmlns:a="http://schemas.openxmlformats.org/drawingml/2006/main" noChangeAspect="1"/>
+            </wp:cNvGraphicFramePr>
+            <a:graphic xmlns:a="http://schemas.openxmlformats.org/drawingml/2006/main">
+              <a:graphicData uri="http://schemas.openxmlformats.org/drawingml/2006/picture">
+                <pic:pic xmlns:pic="http://schemas.openxmlformats.org/drawingml/2006/picture">
+                  <pic:nvPicPr>
+                    <pic:cNvPr id="2016054800" name=""/>
+                    <pic:cNvPicPr/>
+                  </pic:nvPicPr>
+                  <pic:blipFill>
+                    <a:blip r:embed="rId9"/>
+                    <a:stretch>
+                      <a:fillRect/>
+                    </a:stretch>
+                  </pic:blipFill>
+                  <pic:spPr>
+                    <a:xfrm>
+                      <a:off x="0" y="0"/>
+                      <a:ext cx="1743206" cy="1015342"/>
+                    </a:xfrm>
+                    <a:prstGeom prst="rect">
+                      <a:avLst/>
+                    </a:prstGeom>
+                  </pic:spPr>
+                </pic:pic>
+              </a:graphicData>
+            </a:graphic>
+          </wp:inline>
+        </w:drawing>
       </w:r>
     </w:p>
     <w:p>
@@ -1832,47 +1944,90 @@
         <w:rPr>
           <w:rFonts w:ascii="Times New Roman" w:hAnsi="Times New Roman" w:cs="Times New Roman"/>
         </w:rPr>
-        <w:t>không đặt Default Gateway và DNS trên card này.</w:t>
+        <w:t>Bước 4: Tạo Internal Network tên lab6-dmz cho DMZ-WEB.</w:t>
       </w:r>
     </w:p>
     <w:p>
       <w:pPr>
-        <w:rPr>
-          <w:rFonts w:ascii="Times New Roman" w:hAnsi="Times New Roman" w:cs="Times New Roman"/>
-        </w:rPr>
-      </w:pPr>
-      <w:r>
-        <w:rPr>
-          <w:rFonts w:ascii="Times New Roman" w:hAnsi="Times New Roman" w:cs="Times New Roman"/>
-        </w:rPr>
-        <w:t>Bước 3: Tạo Internal Network tên lab6-lan cho DC01, Client-A và Client-B.</w:t>
+        <w:jc w:val="center"/>
+        <w:rPr>
+          <w:rFonts w:ascii="Times New Roman" w:hAnsi="Times New Roman" w:cs="Times New Roman"/>
+        </w:rPr>
+      </w:pPr>
+      <w:r>
+        <w:rPr>
+          <w:rFonts w:ascii="Times New Roman" w:hAnsi="Times New Roman" w:cs="Times New Roman"/>
+          <w:noProof/>
+        </w:rPr>
+        <w:drawing>
+          <wp:inline distT="0" distB="0" distL="0" distR="0" wp14:anchorId="01885211" wp14:editId="65C10CF2">
+            <wp:extent cx="1761795" cy="1026169"/>
+            <wp:effectExtent l="0" t="0" r="0" b="2540"/>
+            <wp:docPr id="354458670" name="Picture 1"/>
+            <wp:cNvGraphicFramePr>
+              <a:graphicFrameLocks xmlns:a="http://schemas.openxmlformats.org/drawingml/2006/main" noChangeAspect="1"/>
+            </wp:cNvGraphicFramePr>
+            <a:graphic xmlns:a="http://schemas.openxmlformats.org/drawingml/2006/main">
+              <a:graphicData uri="http://schemas.openxmlformats.org/drawingml/2006/picture">
+                <pic:pic xmlns:pic="http://schemas.openxmlformats.org/drawingml/2006/picture">
+                  <pic:nvPicPr>
+                    <pic:cNvPr id="2016054800" name=""/>
+                    <pic:cNvPicPr/>
+                  </pic:nvPicPr>
+                  <pic:blipFill>
+                    <a:blip r:embed="rId9"/>
+                    <a:stretch>
+                      <a:fillRect/>
+                    </a:stretch>
+                  </pic:blipFill>
+                  <pic:spPr>
+                    <a:xfrm>
+                      <a:off x="0" y="0"/>
+                      <a:ext cx="1765361" cy="1028246"/>
+                    </a:xfrm>
+                    <a:prstGeom prst="rect">
+                      <a:avLst/>
+                    </a:prstGeom>
+                  </pic:spPr>
+                </pic:pic>
+              </a:graphicData>
+            </a:graphic>
+          </wp:inline>
+        </w:drawing>
       </w:r>
     </w:p>
     <w:p>
       <w:pPr>
         <w:rPr>
           <w:rFonts w:ascii="Times New Roman" w:hAnsi="Times New Roman" w:cs="Times New Roman"/>
-        </w:rPr>
-      </w:pPr>
-      <w:r>
-        <w:rPr>
-          <w:rFonts w:ascii="Times New Roman" w:hAnsi="Times New Roman" w:cs="Times New Roman"/>
-        </w:rPr>
-        <w:t>Bước 4: Tạo Internal Network tên lab6-dmz cho DMZ-WEB.</w:t>
-      </w:r>
-    </w:p>
-    <w:p>
-      <w:pPr>
-        <w:rPr>
-          <w:rFonts w:ascii="Times New Roman" w:hAnsi="Times New Roman" w:cs="Times New Roman"/>
-        </w:rPr>
-      </w:pPr>
-      <w:r>
-        <w:rPr>
-          <w:rFonts w:ascii="Times New Roman" w:hAnsi="Times New Roman" w:cs="Times New Roman"/>
+          <w:b/>
+          <w:bCs/>
+        </w:rPr>
+      </w:pPr>
+      <w:r>
+        <w:rPr>
+          <w:rFonts w:ascii="Times New Roman" w:hAnsi="Times New Roman" w:cs="Times New Roman"/>
+          <w:b/>
+          <w:bCs/>
         </w:rPr>
         <w:lastRenderedPageBreak/>
-        <w:t>2. Cấu hình 4 card mạng cho pfSense-LAB</w:t>
+        <w:t>2. Cấu hình 4 card mạng cho</w:t>
+      </w:r>
+      <w:r>
+        <w:rPr>
+          <w:rFonts w:ascii="Times New Roman" w:hAnsi="Times New Roman" w:cs="Times New Roman"/>
+          <w:b/>
+          <w:bCs/>
+        </w:rPr>
+        <w:t xml:space="preserve"> </w:t>
+      </w:r>
+      <w:r>
+        <w:rPr>
+          <w:rFonts w:ascii="Times New Roman" w:hAnsi="Times New Roman" w:cs="Times New Roman"/>
+          <w:b/>
+          <w:bCs/>
+        </w:rPr>
+        <w:t>pfSense-LAB</w:t>
       </w:r>
       <w:bookmarkEnd w:id="0"/>
     </w:p>
@@ -1880,12 +2035,281 @@
       <w:pPr>
         <w:rPr>
           <w:rFonts w:ascii="Times New Roman" w:hAnsi="Times New Roman" w:cs="Times New Roman"/>
-        </w:rPr>
-      </w:pPr>
-      <w:r>
-        <w:rPr>
-          <w:rFonts w:ascii="Times New Roman" w:hAnsi="Times New Roman" w:cs="Times New Roman"/>
-        </w:rPr>
+          <w:b/>
+          <w:bCs/>
+        </w:rPr>
+      </w:pPr>
+      <w:r>
+        <w:rPr>
+          <w:rFonts w:ascii="Times New Roman" w:hAnsi="Times New Roman" w:cs="Times New Roman"/>
+          <w:b/>
+          <w:bCs/>
+        </w:rPr>
+        <w:t>Adapter 1 NAT Network LAB6-WAN WAN</w:t>
+      </w:r>
+    </w:p>
+    <w:p>
+      <w:pPr>
+        <w:rPr>
+          <w:rFonts w:ascii="Times New Roman" w:hAnsi="Times New Roman" w:cs="Times New Roman"/>
+          <w:b/>
+          <w:bCs/>
+        </w:rPr>
+      </w:pPr>
+      <w:r>
+        <w:rPr>
+          <w:rFonts w:ascii="Times New Roman" w:hAnsi="Times New Roman" w:cs="Times New Roman"/>
+          <w:b/>
+          <w:bCs/>
+          <w:noProof/>
+        </w:rPr>
+        <w:drawing>
+          <wp:inline distT="0" distB="0" distL="0" distR="0" wp14:anchorId="02CABA0E" wp14:editId="4E1C108E">
+            <wp:extent cx="5517931" cy="1785074"/>
+            <wp:effectExtent l="0" t="0" r="6985" b="5715"/>
+            <wp:docPr id="1814365819" name="Picture 1"/>
+            <wp:cNvGraphicFramePr>
+              <a:graphicFrameLocks xmlns:a="http://schemas.openxmlformats.org/drawingml/2006/main" noChangeAspect="1"/>
+            </wp:cNvGraphicFramePr>
+            <a:graphic xmlns:a="http://schemas.openxmlformats.org/drawingml/2006/main">
+              <a:graphicData uri="http://schemas.openxmlformats.org/drawingml/2006/picture">
+                <pic:pic xmlns:pic="http://schemas.openxmlformats.org/drawingml/2006/picture">
+                  <pic:nvPicPr>
+                    <pic:cNvPr id="1814365819" name=""/>
+                    <pic:cNvPicPr/>
+                  </pic:nvPicPr>
+                  <pic:blipFill>
+                    <a:blip r:embed="rId10"/>
+                    <a:stretch>
+                      <a:fillRect/>
+                    </a:stretch>
+                  </pic:blipFill>
+                  <pic:spPr>
+                    <a:xfrm>
+                      <a:off x="0" y="0"/>
+                      <a:ext cx="5524047" cy="1787053"/>
+                    </a:xfrm>
+                    <a:prstGeom prst="rect">
+                      <a:avLst/>
+                    </a:prstGeom>
+                  </pic:spPr>
+                </pic:pic>
+              </a:graphicData>
+            </a:graphic>
+          </wp:inline>
+        </w:drawing>
+      </w:r>
+    </w:p>
+    <w:p>
+      <w:pPr>
+        <w:rPr>
+          <w:rFonts w:ascii="Times New Roman" w:hAnsi="Times New Roman" w:cs="Times New Roman"/>
+          <w:b/>
+          <w:bCs/>
+        </w:rPr>
+      </w:pPr>
+      <w:r>
+        <w:rPr>
+          <w:rFonts w:ascii="Times New Roman" w:hAnsi="Times New Roman" w:cs="Times New Roman"/>
+          <w:b/>
+          <w:bCs/>
+        </w:rPr>
+        <w:t>Adapter 2 Host-Only Adapter 192.168.56.0/24 MGMT</w:t>
+      </w:r>
+    </w:p>
+    <w:p>
+      <w:pPr>
+        <w:rPr>
+          <w:rFonts w:ascii="Times New Roman" w:hAnsi="Times New Roman" w:cs="Times New Roman"/>
+          <w:b/>
+          <w:bCs/>
+        </w:rPr>
+      </w:pPr>
+      <w:r>
+        <w:rPr>
+          <w:rFonts w:ascii="Times New Roman" w:hAnsi="Times New Roman" w:cs="Times New Roman"/>
+          <w:b/>
+          <w:bCs/>
+          <w:noProof/>
+        </w:rPr>
+        <w:drawing>
+          <wp:inline distT="0" distB="0" distL="0" distR="0" wp14:anchorId="719A0029" wp14:editId="62509844">
+            <wp:extent cx="5573110" cy="1729689"/>
+            <wp:effectExtent l="0" t="0" r="0" b="4445"/>
+            <wp:docPr id="1867484718" name="Picture 1"/>
+            <wp:cNvGraphicFramePr>
+              <a:graphicFrameLocks xmlns:a="http://schemas.openxmlformats.org/drawingml/2006/main" noChangeAspect="1"/>
+            </wp:cNvGraphicFramePr>
+            <a:graphic xmlns:a="http://schemas.openxmlformats.org/drawingml/2006/main">
+              <a:graphicData uri="http://schemas.openxmlformats.org/drawingml/2006/picture">
+                <pic:pic xmlns:pic="http://schemas.openxmlformats.org/drawingml/2006/picture">
+                  <pic:nvPicPr>
+                    <pic:cNvPr id="1867484718" name=""/>
+                    <pic:cNvPicPr/>
+                  </pic:nvPicPr>
+                  <pic:blipFill>
+                    <a:blip r:embed="rId11"/>
+                    <a:stretch>
+                      <a:fillRect/>
+                    </a:stretch>
+                  </pic:blipFill>
+                  <pic:spPr>
+                    <a:xfrm>
+                      <a:off x="0" y="0"/>
+                      <a:ext cx="5586647" cy="1733890"/>
+                    </a:xfrm>
+                    <a:prstGeom prst="rect">
+                      <a:avLst/>
+                    </a:prstGeom>
+                  </pic:spPr>
+                </pic:pic>
+              </a:graphicData>
+            </a:graphic>
+          </wp:inline>
+        </w:drawing>
+      </w:r>
+    </w:p>
+    <w:p>
+      <w:pPr>
+        <w:rPr>
+          <w:rFonts w:ascii="Times New Roman" w:hAnsi="Times New Roman" w:cs="Times New Roman"/>
+          <w:b/>
+          <w:bCs/>
+        </w:rPr>
+      </w:pPr>
+      <w:r>
+        <w:rPr>
+          <w:rFonts w:ascii="Times New Roman" w:hAnsi="Times New Roman" w:cs="Times New Roman"/>
+          <w:b/>
+          <w:bCs/>
+        </w:rPr>
+        <w:t>Adapter 3 Internal Network lab6-lan LAN</w:t>
+      </w:r>
+      <w:r>
+        <w:rPr>
+          <w:rFonts w:ascii="Times New Roman" w:hAnsi="Times New Roman" w:cs="Times New Roman"/>
+          <w:b/>
+          <w:bCs/>
+          <w:noProof/>
+        </w:rPr>
+        <w:drawing>
+          <wp:inline distT="0" distB="0" distL="0" distR="0" wp14:anchorId="1DA5721C" wp14:editId="77DC98C0">
+            <wp:extent cx="5612524" cy="1356960"/>
+            <wp:effectExtent l="0" t="0" r="0" b="0"/>
+            <wp:docPr id="1288315512" name="Picture 1"/>
+            <wp:cNvGraphicFramePr>
+              <a:graphicFrameLocks xmlns:a="http://schemas.openxmlformats.org/drawingml/2006/main" noChangeAspect="1"/>
+            </wp:cNvGraphicFramePr>
+            <a:graphic xmlns:a="http://schemas.openxmlformats.org/drawingml/2006/main">
+              <a:graphicData uri="http://schemas.openxmlformats.org/drawingml/2006/picture">
+                <pic:pic xmlns:pic="http://schemas.openxmlformats.org/drawingml/2006/picture">
+                  <pic:nvPicPr>
+                    <pic:cNvPr id="1288315512" name=""/>
+                    <pic:cNvPicPr/>
+                  </pic:nvPicPr>
+                  <pic:blipFill>
+                    <a:blip r:embed="rId12"/>
+                    <a:stretch>
+                      <a:fillRect/>
+                    </a:stretch>
+                  </pic:blipFill>
+                  <pic:spPr>
+                    <a:xfrm>
+                      <a:off x="0" y="0"/>
+                      <a:ext cx="5617485" cy="1358160"/>
+                    </a:xfrm>
+                    <a:prstGeom prst="rect">
+                      <a:avLst/>
+                    </a:prstGeom>
+                  </pic:spPr>
+                </pic:pic>
+              </a:graphicData>
+            </a:graphic>
+          </wp:inline>
+        </w:drawing>
+      </w:r>
+    </w:p>
+    <w:p>
+      <w:pPr>
+        <w:rPr>
+          <w:rFonts w:ascii="Times New Roman" w:hAnsi="Times New Roman" w:cs="Times New Roman"/>
+          <w:b/>
+          <w:bCs/>
+        </w:rPr>
+      </w:pPr>
+      <w:r>
+        <w:rPr>
+          <w:rFonts w:ascii="Times New Roman" w:hAnsi="Times New Roman" w:cs="Times New Roman"/>
+          <w:b/>
+          <w:bCs/>
+        </w:rPr>
+        <w:t>Adapter 4 Internal Network lab6-dmz DMZ</w:t>
+      </w:r>
+    </w:p>
+    <w:p>
+      <w:pPr>
+        <w:rPr>
+          <w:rFonts w:ascii="Times New Roman" w:hAnsi="Times New Roman" w:cs="Times New Roman"/>
+          <w:b/>
+          <w:bCs/>
+        </w:rPr>
+      </w:pPr>
+      <w:r>
+        <w:rPr>
+          <w:rFonts w:ascii="Times New Roman" w:hAnsi="Times New Roman" w:cs="Times New Roman"/>
+          <w:b/>
+          <w:bCs/>
+          <w:noProof/>
+        </w:rPr>
+        <w:drawing>
+          <wp:inline distT="0" distB="0" distL="0" distR="0" wp14:anchorId="3AC5E0AA" wp14:editId="1731A05F">
+            <wp:extent cx="5754414" cy="1492090"/>
+            <wp:effectExtent l="0" t="0" r="0" b="0"/>
+            <wp:docPr id="1588927835" name="Picture 1"/>
+            <wp:cNvGraphicFramePr>
+              <a:graphicFrameLocks xmlns:a="http://schemas.openxmlformats.org/drawingml/2006/main" noChangeAspect="1"/>
+            </wp:cNvGraphicFramePr>
+            <a:graphic xmlns:a="http://schemas.openxmlformats.org/drawingml/2006/main">
+              <a:graphicData uri="http://schemas.openxmlformats.org/drawingml/2006/picture">
+                <pic:pic xmlns:pic="http://schemas.openxmlformats.org/drawingml/2006/picture">
+                  <pic:nvPicPr>
+                    <pic:cNvPr id="1588927835" name=""/>
+                    <pic:cNvPicPr/>
+                  </pic:nvPicPr>
+                  <pic:blipFill>
+                    <a:blip r:embed="rId13"/>
+                    <a:stretch>
+                      <a:fillRect/>
+                    </a:stretch>
+                  </pic:blipFill>
+                  <pic:spPr>
+                    <a:xfrm>
+                      <a:off x="0" y="0"/>
+                      <a:ext cx="5758793" cy="1493225"/>
+                    </a:xfrm>
+                    <a:prstGeom prst="rect">
+                      <a:avLst/>
+                    </a:prstGeom>
+                  </pic:spPr>
+                </pic:pic>
+              </a:graphicData>
+            </a:graphic>
+          </wp:inline>
+        </w:drawing>
+      </w:r>
+    </w:p>
+    <w:p>
+      <w:pPr>
+        <w:rPr>
+          <w:rFonts w:ascii="Times New Roman" w:hAnsi="Times New Roman" w:cs="Times New Roman"/>
+        </w:rPr>
+      </w:pPr>
+      <w:r>
+        <w:rPr>
+          <w:rFonts w:ascii="Times New Roman" w:hAnsi="Times New Roman" w:cs="Times New Roman"/>
+          <w:noProof/>
+        </w:rPr>
+        <w:lastRenderedPageBreak/>
         <w:drawing>
           <wp:inline distT="0" distB="0" distL="0" distR="0" wp14:anchorId="61F97966" wp14:editId="50A39EE6">
             <wp:extent cx="5943600" cy="3872230"/>
@@ -1902,7 +2326,7 @@
                     <pic:cNvPicPr/>
                   </pic:nvPicPr>
                   <pic:blipFill>
-                    <a:blip r:embed="rId8"/>
+                    <a:blip r:embed="rId14"/>
                     <a:stretch>
                       <a:fillRect/>
                     </a:stretch>
